--- a/services/platform-api/src/main/resources/template/工作年限证明.docx
+++ b/services/platform-api/src/main/resources/template/工作年限证明.docx
@@ -1,35 +1,24 @@
 
 <file path=word/document.xml><?xml version="1.0" encoding="utf-8"?>
-<w:document xmlns:wpc="http://schemas.microsoft.com/office/word/2010/wordprocessingCanvas" xmlns:mc="http://schemas.openxmlformats.org/markup-compatibility/2006" xmlns:o="urn:schemas-microsoft-com:office:office" xmlns:r="http://schemas.openxmlformats.org/officeDocument/2006/relationships" xmlns:m="http://schemas.openxmlformats.org/officeDocument/2006/math" xmlns:v="urn:schemas-microsoft-com:vml" xmlns:wp14="http://schemas.microsoft.com/office/word/2010/wordprocessingDrawing" xmlns:wp="http://schemas.openxmlformats.org/drawingml/2006/wordprocessingDrawing" xmlns:w="http://schemas.openxmlformats.org/wordprocessingml/2006/main" xmlns:w14="http://schemas.microsoft.com/office/word/2010/wordml" xmlns:w10="urn:schemas-microsoft-com:office:word" xmlns:w15="http://schemas.microsoft.com/office/word/2012/wordml" xmlns:wpg="http://schemas.microsoft.com/office/word/2010/wordprocessingGroup" xmlns:wpi="http://schemas.microsoft.com/office/word/2010/wordprocessingInk" xmlns:wne="http://schemas.microsoft.com/office/word/2006/wordml" xmlns:wps="http://schemas.microsoft.com/office/word/2010/wordprocessingShape" xmlns:wpsCustomData="http://www.wps.cn/officeDocument/2013/wpsCustomData" mc:Ignorable="w14 w15 wp14">
+<w:document xmlns:wpc="http://schemas.microsoft.com/office/word/2010/wordprocessingCanvas" xmlns:cx="http://schemas.microsoft.com/office/drawing/2014/chartex" xmlns:cx1="http://schemas.microsoft.com/office/drawing/2015/9/8/chartex" xmlns:cx2="http://schemas.microsoft.com/office/drawing/2015/10/21/chartex" xmlns:cx3="http://schemas.microsoft.com/office/drawing/2016/5/9/chartex" xmlns:cx4="http://schemas.microsoft.com/office/drawing/2016/5/10/chartex" xmlns:cx5="http://schemas.microsoft.com/office/drawing/2016/5/11/chartex" xmlns:cx6="http://schemas.microsoft.com/office/drawing/2016/5/12/chartex" xmlns:cx7="http://schemas.microsoft.com/office/drawing/2016/5/13/chartex" xmlns:cx8="http://schemas.microsoft.com/office/drawing/2016/5/14/chartex" xmlns:mc="http://schemas.openxmlformats.org/markup-compatibility/2006" xmlns:o="urn:schemas-microsoft-com:office:office" xmlns:r="http://schemas.openxmlformats.org/officeDocument/2006/relationships" xmlns:m="http://schemas.openxmlformats.org/officeDocument/2006/math" xmlns:v="urn:schemas-microsoft-com:vml" xmlns:wp14="http://schemas.microsoft.com/office/word/2010/wordprocessingDrawing" xmlns:wp="http://schemas.openxmlformats.org/drawingml/2006/wordprocessingDrawing" xmlns:w="http://schemas.openxmlformats.org/wordprocessingml/2006/main" xmlns:w14="http://schemas.microsoft.com/office/word/2010/wordml" xmlns:w10="urn:schemas-microsoft-com:office:word" xmlns:w15="http://schemas.microsoft.com/office/word/2012/wordml" xmlns:wpg="http://schemas.microsoft.com/office/word/2010/wordprocessingGroup" xmlns:wpi="http://schemas.microsoft.com/office/word/2010/wordprocessingInk" xmlns:wne="http://schemas.microsoft.com/office/word/2006/wordml" xmlns:wps="http://schemas.microsoft.com/office/word/2010/wordprocessingShape" xmlns:wpsCustomData="http://www.wps.cn/officeDocument/2013/wpsCustomData" mc:Ignorable="w14 w15 wp14">
   <w:body>
     <w:p>
       <w:pPr>
-        <w:spacing w:before="277" w:line="224" w:lineRule="auto"/>
-        <w:ind w:left="5"/>
-        <w:rPr>
-          <w:rFonts w:ascii="黑体" w:hAnsi="黑体" w:eastAsia="黑体" w:cs="黑体"/>
-          <w:sz w:val="40"/>
-          <w:szCs w:val="40"/>
-        </w:rPr>
-      </w:pPr>
-    </w:p>
-    <w:p>
-      <w:pPr>
         <w:spacing w:before="184" w:line="219" w:lineRule="auto"/>
-        <w:ind w:left="4738"/>
-        <w:rPr>
-          <w:rFonts w:ascii="宋体" w:hAnsi="宋体" w:eastAsia="宋体" w:cs="宋体"/>
-          <w:sz w:val="58"/>
-          <w:szCs w:val="58"/>
-        </w:rPr>
-      </w:pPr>
-      <w:r>
-        <w:rPr>
-          <w:rFonts w:ascii="宋体" w:hAnsi="宋体" w:eastAsia="宋体" w:cs="宋体"/>
+        <w:jc w:val="center"/>
+        <w:rPr>
+          <w:rFonts w:hint="eastAsia" w:ascii="方正公文小标宋" w:hAnsi="方正公文小标宋" w:eastAsia="方正公文小标宋" w:cs="方正公文小标宋"/>
+          <w:sz w:val="44"/>
+          <w:szCs w:val="44"/>
+        </w:rPr>
+      </w:pPr>
+      <w:r>
+        <w:rPr>
+          <w:rFonts w:hint="eastAsia" w:ascii="方正公文小标宋" w:hAnsi="方正公文小标宋" w:eastAsia="方正公文小标宋" w:cs="方正公文小标宋"/>
           <w:b/>
           <w:bCs/>
-          <w:sz w:val="58"/>
-          <w:szCs w:val="58"/>
+          <w:sz w:val="44"/>
+          <w:szCs w:val="44"/>
         </w:rPr>
         <w:t>工作证明</w:t>
       </w:r>
@@ -73,74 +62,125 @@
     <w:p>
       <w:pPr>
         <w:pStyle w:val="2"/>
-        <w:spacing w:before="130" w:line="220" w:lineRule="auto"/>
-        <w:ind w:left="880"/>
-      </w:pPr>
-      <w:r>
-        <w:rPr>
+        <w:keepNext w:val="0"/>
+        <w:keepLines w:val="0"/>
+        <w:pageBreakBefore w:val="0"/>
+        <w:widowControl/>
+        <w:kinsoku w:val="0"/>
+        <w:wordWrap/>
+        <w:overflowPunct/>
+        <w:topLinePunct w:val="0"/>
+        <w:autoSpaceDE w:val="0"/>
+        <w:autoSpaceDN w:val="0"/>
+        <w:bidi w:val="0"/>
+        <w:adjustRightInd w:val="0"/>
+        <w:snapToGrid w:val="0"/>
+        <w:spacing w:before="130" w:line="560" w:lineRule="exact"/>
+        <w:ind w:firstLine="504" w:firstLineChars="200"/>
+        <w:textAlignment w:val="baseline"/>
+        <w:rPr>
+          <w:rFonts w:hint="eastAsia" w:ascii="方正仿宋_GB2312" w:hAnsi="方正仿宋_GB2312" w:eastAsia="方正仿宋_GB2312" w:cs="方正仿宋_GB2312"/>
+          <w:sz w:val="32"/>
+          <w:szCs w:val="32"/>
+        </w:rPr>
+      </w:pPr>
+      <w:r>
+        <w:rPr>
+          <w:rFonts w:hint="eastAsia" w:ascii="方正仿宋_GB2312" w:hAnsi="方正仿宋_GB2312" w:eastAsia="方正仿宋_GB2312" w:cs="方正仿宋_GB2312"/>
           <w:spacing w:val="-34"/>
+          <w:sz w:val="32"/>
+          <w:szCs w:val="32"/>
         </w:rPr>
         <w:t>兹</w:t>
       </w:r>
       <w:r>
         <w:rPr>
+          <w:rFonts w:hint="eastAsia" w:ascii="方正仿宋_GB2312" w:hAnsi="方正仿宋_GB2312" w:eastAsia="方正仿宋_GB2312" w:cs="方正仿宋_GB2312"/>
           <w:spacing w:val="-75"/>
-        </w:rPr>
-        <w:t xml:space="preserve"> </w:t>
-      </w:r>
-      <w:r>
-        <w:rPr>
+          <w:sz w:val="32"/>
+          <w:szCs w:val="32"/>
+        </w:rPr>
+        <w:t xml:space="preserve"> </w:t>
+      </w:r>
+      <w:r>
+        <w:rPr>
+          <w:rFonts w:hint="eastAsia" w:ascii="方正仿宋_GB2312" w:hAnsi="方正仿宋_GB2312" w:eastAsia="方正仿宋_GB2312" w:cs="方正仿宋_GB2312"/>
           <w:spacing w:val="-34"/>
+          <w:sz w:val="32"/>
+          <w:szCs w:val="32"/>
         </w:rPr>
         <w:t>有</w:t>
       </w:r>
       <w:r>
         <w:rPr>
+          <w:rFonts w:hint="eastAsia" w:ascii="方正仿宋_GB2312" w:hAnsi="方正仿宋_GB2312" w:eastAsia="方正仿宋_GB2312" w:cs="方正仿宋_GB2312"/>
           <w:spacing w:val="-64"/>
-        </w:rPr>
-        <w:t xml:space="preserve"> </w:t>
-      </w:r>
-      <w:r>
-        <w:rPr>
+          <w:sz w:val="32"/>
+          <w:szCs w:val="32"/>
+        </w:rPr>
+        <w:t xml:space="preserve"> </w:t>
+      </w:r>
+      <w:r>
+        <w:rPr>
+          <w:rFonts w:hint="eastAsia" w:ascii="方正仿宋_GB2312" w:hAnsi="方正仿宋_GB2312" w:eastAsia="方正仿宋_GB2312" w:cs="方正仿宋_GB2312"/>
           <w:spacing w:val="-34"/>
+          <w:sz w:val="32"/>
+          <w:szCs w:val="32"/>
         </w:rPr>
         <w:t>我</w:t>
       </w:r>
       <w:r>
         <w:rPr>
+          <w:rFonts w:hint="eastAsia" w:ascii="方正仿宋_GB2312" w:hAnsi="方正仿宋_GB2312" w:eastAsia="方正仿宋_GB2312" w:cs="方正仿宋_GB2312"/>
           <w:spacing w:val="-70"/>
-        </w:rPr>
-        <w:t xml:space="preserve"> </w:t>
-      </w:r>
-      <w:r>
-        <w:rPr>
+          <w:sz w:val="32"/>
+          <w:szCs w:val="32"/>
+        </w:rPr>
+        <w:t xml:space="preserve"> </w:t>
+      </w:r>
+      <w:r>
+        <w:rPr>
+          <w:rFonts w:hint="eastAsia" w:ascii="方正仿宋_GB2312" w:hAnsi="方正仿宋_GB2312" w:eastAsia="方正仿宋_GB2312" w:cs="方正仿宋_GB2312"/>
           <w:spacing w:val="-34"/>
+          <w:sz w:val="32"/>
+          <w:szCs w:val="32"/>
         </w:rPr>
         <w:t>单</w:t>
       </w:r>
       <w:r>
         <w:rPr>
+          <w:rFonts w:hint="eastAsia" w:ascii="方正仿宋_GB2312" w:hAnsi="方正仿宋_GB2312" w:eastAsia="方正仿宋_GB2312" w:cs="方正仿宋_GB2312"/>
           <w:spacing w:val="-77"/>
-        </w:rPr>
-        <w:t xml:space="preserve"> </w:t>
-      </w:r>
-      <w:r>
-        <w:rPr>
+          <w:sz w:val="32"/>
+          <w:szCs w:val="32"/>
+        </w:rPr>
+        <w:t xml:space="preserve"> </w:t>
+      </w:r>
+      <w:r>
+        <w:rPr>
+          <w:rFonts w:hint="eastAsia" w:ascii="方正仿宋_GB2312" w:hAnsi="方正仿宋_GB2312" w:eastAsia="方正仿宋_GB2312" w:cs="方正仿宋_GB2312"/>
           <w:spacing w:val="-34"/>
+          <w:sz w:val="32"/>
+          <w:szCs w:val="32"/>
         </w:rPr>
         <w:t>位</w:t>
       </w:r>
       <w:r>
         <w:rPr>
+          <w:rFonts w:hint="eastAsia" w:ascii="方正仿宋_GB2312" w:hAnsi="方正仿宋_GB2312" w:eastAsia="方正仿宋_GB2312" w:cs="方正仿宋_GB2312"/>
           <w:spacing w:val="125"/>
-        </w:rPr>
-        <w:t xml:space="preserve"> </w:t>
-      </w:r>
-      <w:r>
-        <w:rPr>
-          <w:rFonts w:hint="eastAsia"/>
+          <w:sz w:val="32"/>
+          <w:szCs w:val="32"/>
+        </w:rPr>
+        <w:t xml:space="preserve"> </w:t>
+      </w:r>
+      <w:r>
+        <w:rPr>
+          <w:rFonts w:hint="eastAsia" w:ascii="方正仿宋_GB2312" w:hAnsi="方正仿宋_GB2312" w:eastAsia="方正仿宋_GB2312" w:cs="方正仿宋_GB2312"/>
           <w:color w:val="auto"/>
           <w:spacing w:val="-17"/>
+          <w:sz w:val="32"/>
+          <w:szCs w:val="32"/>
           <w:u w:val="single"/>
           <w:lang w:eastAsia="zh-CN"/>
         </w:rPr>
@@ -148,27 +188,38 @@
       </w:r>
       <w:r>
         <w:rPr>
+          <w:rFonts w:hint="eastAsia" w:ascii="方正仿宋_GB2312" w:hAnsi="方正仿宋_GB2312" w:eastAsia="方正仿宋_GB2312" w:cs="方正仿宋_GB2312"/>
           <w:spacing w:val="-180"/>
-        </w:rPr>
-        <w:t xml:space="preserve"> </w:t>
-      </w:r>
-      <w:r>
-        <w:rPr>
+          <w:sz w:val="32"/>
+          <w:szCs w:val="32"/>
+        </w:rPr>
+        <w:t xml:space="preserve"> </w:t>
+      </w:r>
+      <w:r>
+        <w:rPr>
+          <w:rFonts w:hint="eastAsia" w:ascii="方正仿宋_GB2312" w:hAnsi="方正仿宋_GB2312" w:eastAsia="方正仿宋_GB2312" w:cs="方正仿宋_GB2312"/>
           <w:spacing w:val="-34"/>
+          <w:sz w:val="32"/>
+          <w:szCs w:val="32"/>
         </w:rPr>
         <w:t>同 志 ，</w:t>
       </w:r>
       <w:r>
         <w:rPr>
+          <w:rFonts w:hint="eastAsia" w:ascii="方正仿宋_GB2312" w:hAnsi="方正仿宋_GB2312" w:eastAsia="方正仿宋_GB2312" w:cs="方正仿宋_GB2312"/>
           <w:spacing w:val="57"/>
-        </w:rPr>
-        <w:t xml:space="preserve"> </w:t>
-      </w:r>
-      <w:r>
-        <w:rPr>
-          <w:rFonts w:hint="eastAsia"/>
+          <w:sz w:val="32"/>
+          <w:szCs w:val="32"/>
+        </w:rPr>
+        <w:t xml:space="preserve"> </w:t>
+      </w:r>
+      <w:r>
+        <w:rPr>
+          <w:rFonts w:hint="eastAsia" w:ascii="方正仿宋_GB2312" w:hAnsi="方正仿宋_GB2312" w:eastAsia="方正仿宋_GB2312" w:cs="方正仿宋_GB2312"/>
           <w:color w:val="auto"/>
           <w:spacing w:val="-17"/>
+          <w:sz w:val="32"/>
+          <w:szCs w:val="32"/>
           <w:u w:val="single"/>
           <w:lang w:eastAsia="zh-CN"/>
         </w:rPr>
@@ -176,101 +227,128 @@
       </w:r>
       <w:r>
         <w:rPr>
+          <w:rFonts w:hint="eastAsia" w:ascii="方正仿宋_GB2312" w:hAnsi="方正仿宋_GB2312" w:eastAsia="方正仿宋_GB2312" w:cs="方正仿宋_GB2312"/>
           <w:spacing w:val="-80"/>
-        </w:rPr>
-        <w:t xml:space="preserve"> </w:t>
-      </w:r>
-      <w:r>
-        <w:rPr>
+          <w:sz w:val="32"/>
+          <w:szCs w:val="32"/>
+        </w:rPr>
+        <w:t xml:space="preserve"> </w:t>
+      </w:r>
+      <w:r>
+        <w:rPr>
+          <w:rFonts w:hint="eastAsia" w:ascii="方正仿宋_GB2312" w:hAnsi="方正仿宋_GB2312" w:eastAsia="方正仿宋_GB2312" w:cs="方正仿宋_GB2312"/>
           <w:spacing w:val="-34"/>
+          <w:sz w:val="32"/>
+          <w:szCs w:val="32"/>
         </w:rPr>
         <w:t>(性别) ,</w:t>
       </w:r>
       <w:r>
         <w:rPr>
+          <w:rFonts w:hint="eastAsia" w:ascii="方正仿宋_GB2312" w:hAnsi="方正仿宋_GB2312" w:eastAsia="方正仿宋_GB2312" w:cs="方正仿宋_GB2312"/>
           <w:spacing w:val="-48"/>
-        </w:rPr>
-        <w:t xml:space="preserve"> </w:t>
-      </w:r>
-      <w:r>
-        <w:rPr>
+          <w:sz w:val="32"/>
+          <w:szCs w:val="32"/>
+        </w:rPr>
+        <w:t xml:space="preserve"> </w:t>
+      </w:r>
+      <w:r>
+        <w:rPr>
+          <w:rFonts w:hint="eastAsia" w:ascii="方正仿宋_GB2312" w:hAnsi="方正仿宋_GB2312" w:eastAsia="方正仿宋_GB2312" w:cs="方正仿宋_GB2312"/>
           <w:spacing w:val="-34"/>
+          <w:sz w:val="32"/>
+          <w:szCs w:val="32"/>
         </w:rPr>
         <w:t>身</w:t>
       </w:r>
       <w:r>
         <w:rPr>
+          <w:rFonts w:hint="eastAsia" w:ascii="方正仿宋_GB2312" w:hAnsi="方正仿宋_GB2312" w:eastAsia="方正仿宋_GB2312" w:cs="方正仿宋_GB2312"/>
           <w:spacing w:val="-48"/>
-        </w:rPr>
-        <w:t xml:space="preserve"> </w:t>
-      </w:r>
-      <w:r>
-        <w:rPr>
+          <w:sz w:val="32"/>
+          <w:szCs w:val="32"/>
+        </w:rPr>
+        <w:t xml:space="preserve"> </w:t>
+      </w:r>
+      <w:r>
+        <w:rPr>
+          <w:rFonts w:hint="eastAsia" w:ascii="方正仿宋_GB2312" w:hAnsi="方正仿宋_GB2312" w:eastAsia="方正仿宋_GB2312" w:cs="方正仿宋_GB2312"/>
           <w:spacing w:val="-34"/>
+          <w:sz w:val="32"/>
+          <w:szCs w:val="32"/>
         </w:rPr>
         <w:t>份</w:t>
       </w:r>
       <w:r>
         <w:rPr>
+          <w:rFonts w:hint="eastAsia" w:ascii="方正仿宋_GB2312" w:hAnsi="方正仿宋_GB2312" w:eastAsia="方正仿宋_GB2312" w:cs="方正仿宋_GB2312"/>
           <w:spacing w:val="-49"/>
-        </w:rPr>
-        <w:t xml:space="preserve"> </w:t>
-      </w:r>
-      <w:r>
-        <w:rPr>
+          <w:sz w:val="32"/>
+          <w:szCs w:val="32"/>
+        </w:rPr>
+        <w:t xml:space="preserve"> </w:t>
+      </w:r>
+      <w:r>
+        <w:rPr>
+          <w:rFonts w:hint="eastAsia" w:ascii="方正仿宋_GB2312" w:hAnsi="方正仿宋_GB2312" w:eastAsia="方正仿宋_GB2312" w:cs="方正仿宋_GB2312"/>
           <w:spacing w:val="-34"/>
+          <w:sz w:val="32"/>
+          <w:szCs w:val="32"/>
         </w:rPr>
         <w:t>证</w:t>
       </w:r>
       <w:r>
         <w:rPr>
+          <w:rFonts w:hint="eastAsia" w:ascii="方正仿宋_GB2312" w:hAnsi="方正仿宋_GB2312" w:eastAsia="方正仿宋_GB2312" w:cs="方正仿宋_GB2312"/>
           <w:spacing w:val="-38"/>
-        </w:rPr>
-        <w:t xml:space="preserve"> </w:t>
-      </w:r>
-      <w:r>
-        <w:rPr>
+          <w:sz w:val="32"/>
+          <w:szCs w:val="32"/>
+        </w:rPr>
+        <w:t xml:space="preserve"> </w:t>
+      </w:r>
+      <w:r>
+        <w:rPr>
+          <w:rFonts w:hint="eastAsia" w:ascii="方正仿宋_GB2312" w:hAnsi="方正仿宋_GB2312" w:eastAsia="方正仿宋_GB2312" w:cs="方正仿宋_GB2312"/>
           <w:spacing w:val="-34"/>
+          <w:sz w:val="32"/>
+          <w:szCs w:val="32"/>
         </w:rPr>
         <w:t>号</w:t>
       </w:r>
-    </w:p>
-    <w:p>
-      <w:pPr>
-        <w:pStyle w:val="2"/>
-        <w:spacing w:before="343" w:line="379" w:lineRule="auto"/>
-        <w:ind w:right="100"/>
-      </w:pPr>
-      <w:r>
-        <w:rPr>
+      <w:r>
+        <w:rPr>
+          <w:rFonts w:hint="eastAsia" w:ascii="方正仿宋_GB2312" w:hAnsi="方正仿宋_GB2312" w:eastAsia="方正仿宋_GB2312" w:cs="方正仿宋_GB2312"/>
           <w:spacing w:val="1"/>
+          <w:sz w:val="32"/>
+          <w:szCs w:val="32"/>
         </w:rPr>
         <w:t>码</w:t>
       </w:r>
       <w:r>
         <w:rPr>
+          <w:rFonts w:hint="eastAsia" w:ascii="方正仿宋_GB2312" w:hAnsi="方正仿宋_GB2312" w:eastAsia="方正仿宋_GB2312" w:cs="方正仿宋_GB2312"/>
           <w:spacing w:val="-39"/>
-        </w:rPr>
-        <w:t xml:space="preserve"> </w:t>
-      </w:r>
-      <w:r>
-        <w:rPr>
+          <w:sz w:val="32"/>
+          <w:szCs w:val="32"/>
+        </w:rPr>
+        <w:t xml:space="preserve"> </w:t>
+      </w:r>
+      <w:r>
+        <w:rPr>
+          <w:rFonts w:hint="eastAsia" w:ascii="方正仿宋_GB2312" w:hAnsi="方正仿宋_GB2312" w:eastAsia="方正仿宋_GB2312" w:cs="方正仿宋_GB2312"/>
           <w:spacing w:val="1"/>
+          <w:sz w:val="32"/>
+          <w:szCs w:val="32"/>
         </w:rPr>
         <w:t>：</w:t>
       </w:r>
       <w:r>
         <w:rPr>
-          <w:spacing w:val="1"/>
-          <w:u w:val="single" w:color="auto"/>
-        </w:rPr>
-        <w:t xml:space="preserve"> </w:t>
-      </w:r>
-      <w:r>
-        <w:rPr>
-          <w:rFonts w:hint="eastAsia"/>
+          <w:rFonts w:hint="eastAsia" w:ascii="方正仿宋_GB2312" w:hAnsi="方正仿宋_GB2312" w:eastAsia="方正仿宋_GB2312" w:cs="方正仿宋_GB2312"/>
           <w:color w:val="auto"/>
           <w:spacing w:val="3"/>
+          <w:sz w:val="32"/>
+          <w:szCs w:val="32"/>
           <w:u w:val="single"/>
           <w:lang w:eastAsia="zh-CN"/>
         </w:rPr>
@@ -278,53 +356,76 @@
       </w:r>
       <w:r>
         <w:rPr>
+          <w:rFonts w:hint="eastAsia" w:ascii="方正仿宋_GB2312" w:hAnsi="方正仿宋_GB2312" w:eastAsia="方正仿宋_GB2312" w:cs="方正仿宋_GB2312"/>
           <w:spacing w:val="1"/>
+          <w:sz w:val="32"/>
+          <w:szCs w:val="32"/>
           <w:u w:val="single" w:color="auto"/>
         </w:rPr>
         <w:t xml:space="preserve"> </w:t>
       </w:r>
       <w:r>
         <w:rPr>
+          <w:rFonts w:hint="eastAsia" w:ascii="方正仿宋_GB2312" w:hAnsi="方正仿宋_GB2312" w:eastAsia="方正仿宋_GB2312" w:cs="方正仿宋_GB2312"/>
           <w:spacing w:val="-190"/>
-        </w:rPr>
-        <w:t xml:space="preserve"> </w:t>
-      </w:r>
-      <w:r>
-        <w:rPr>
+          <w:sz w:val="32"/>
+          <w:szCs w:val="32"/>
+        </w:rPr>
+        <w:t xml:space="preserve"> </w:t>
+      </w:r>
+      <w:r>
+        <w:rPr>
+          <w:rFonts w:hint="eastAsia" w:ascii="方正仿宋_GB2312" w:hAnsi="方正仿宋_GB2312" w:eastAsia="方正仿宋_GB2312" w:cs="方正仿宋_GB2312"/>
           <w:spacing w:val="1"/>
+          <w:sz w:val="32"/>
+          <w:szCs w:val="32"/>
         </w:rPr>
         <w:t>,</w:t>
       </w:r>
       <w:r>
         <w:rPr>
+          <w:rFonts w:hint="eastAsia" w:ascii="方正仿宋_GB2312" w:hAnsi="方正仿宋_GB2312" w:eastAsia="方正仿宋_GB2312" w:cs="方正仿宋_GB2312"/>
           <w:spacing w:val="128"/>
-        </w:rPr>
-        <w:t xml:space="preserve"> </w:t>
-      </w:r>
-      <w:r>
-        <w:rPr>
+          <w:sz w:val="32"/>
+          <w:szCs w:val="32"/>
+        </w:rPr>
+        <w:t xml:space="preserve"> </w:t>
+      </w:r>
+      <w:r>
+        <w:rPr>
+          <w:rFonts w:hint="eastAsia" w:ascii="方正仿宋_GB2312" w:hAnsi="方正仿宋_GB2312" w:eastAsia="方正仿宋_GB2312" w:cs="方正仿宋_GB2312"/>
           <w:spacing w:val="1"/>
+          <w:sz w:val="32"/>
+          <w:szCs w:val="32"/>
         </w:rPr>
         <w:t>自</w:t>
       </w:r>
       <w:r>
         <w:rPr>
+          <w:rFonts w:hint="eastAsia" w:ascii="方正仿宋_GB2312" w:hAnsi="方正仿宋_GB2312" w:eastAsia="方正仿宋_GB2312" w:cs="方正仿宋_GB2312"/>
           <w:spacing w:val="-109"/>
-        </w:rPr>
-        <w:t xml:space="preserve"> </w:t>
-      </w:r>
-      <w:r>
-        <w:rPr>
+          <w:sz w:val="32"/>
+          <w:szCs w:val="32"/>
+        </w:rPr>
+        <w:t xml:space="preserve"> </w:t>
+      </w:r>
+      <w:r>
+        <w:rPr>
+          <w:rFonts w:hint="eastAsia" w:ascii="方正仿宋_GB2312" w:hAnsi="方正仿宋_GB2312" w:eastAsia="方正仿宋_GB2312" w:cs="方正仿宋_GB2312"/>
           <w:spacing w:val="1"/>
+          <w:sz w:val="32"/>
+          <w:szCs w:val="32"/>
           <w:u w:val="single" w:color="auto"/>
         </w:rPr>
         <w:t xml:space="preserve"> </w:t>
       </w:r>
       <w:r>
         <w:rPr>
-          <w:rFonts w:hint="eastAsia"/>
+          <w:rFonts w:hint="eastAsia" w:ascii="方正仿宋_GB2312" w:hAnsi="方正仿宋_GB2312" w:eastAsia="方正仿宋_GB2312" w:cs="方正仿宋_GB2312"/>
           <w:color w:val="auto"/>
           <w:spacing w:val="3"/>
+          <w:sz w:val="32"/>
+          <w:szCs w:val="32"/>
           <w:u w:val="single"/>
           <w:lang w:eastAsia="zh-CN"/>
         </w:rPr>
@@ -332,48 +433,91 @@
       </w:r>
       <w:r>
         <w:rPr>
+          <w:rFonts w:hint="eastAsia" w:ascii="方正仿宋_GB2312" w:hAnsi="方正仿宋_GB2312" w:eastAsia="方正仿宋_GB2312" w:cs="方正仿宋_GB2312"/>
           <w:spacing w:val="20"/>
+          <w:sz w:val="32"/>
+          <w:szCs w:val="32"/>
           <w:u w:val="single" w:color="auto"/>
         </w:rPr>
         <w:t xml:space="preserve"> </w:t>
       </w:r>
       <w:r>
         <w:rPr>
+          <w:rFonts w:hint="eastAsia" w:ascii="方正仿宋_GB2312" w:hAnsi="方正仿宋_GB2312" w:eastAsia="方正仿宋_GB2312" w:cs="方正仿宋_GB2312"/>
           <w:spacing w:val="99"/>
-        </w:rPr>
-        <w:t xml:space="preserve"> </w:t>
-      </w:r>
-      <w:r>
-        <w:t xml:space="preserve">起至今在我单位从事 </w:t>
-      </w:r>
-      <w:r>
-        <w:rPr>
+          <w:sz w:val="32"/>
+          <w:szCs w:val="32"/>
+        </w:rPr>
+        <w:t xml:space="preserve"> </w:t>
+      </w:r>
+      <w:r>
+        <w:rPr>
+          <w:rFonts w:hint="eastAsia" w:ascii="方正仿宋_GB2312" w:hAnsi="方正仿宋_GB2312" w:eastAsia="方正仿宋_GB2312" w:cs="方正仿宋_GB2312"/>
+          <w:sz w:val="32"/>
+          <w:szCs w:val="32"/>
+        </w:rPr>
+        <w:t>起至今在我单位从事</w:t>
+      </w:r>
+      <w:r>
+        <w:rPr>
+          <w:rFonts w:hint="eastAsia" w:ascii="方正仿宋_GB2312" w:hAnsi="方正仿宋_GB2312" w:eastAsia="方正仿宋_GB2312" w:cs="方正仿宋_GB2312"/>
+          <w:sz w:val="32"/>
+          <w:szCs w:val="32"/>
+          <w:u w:val="single"/>
+          <w:lang w:val="en-US" w:eastAsia="zh-CN"/>
+        </w:rPr>
+        <w:t>${req_work_type}</w:t>
+      </w:r>
+      <w:r>
+        <w:rPr>
+          <w:rFonts w:hint="eastAsia" w:ascii="方正仿宋_GB2312" w:hAnsi="方正仿宋_GB2312" w:eastAsia="方正仿宋_GB2312" w:cs="方正仿宋_GB2312"/>
           <w:spacing w:val="49"/>
-        </w:rPr>
-        <w:t>工作(可填写相关职业(工种)或具体岗位)。</w:t>
+          <w:sz w:val="32"/>
+          <w:szCs w:val="32"/>
+        </w:rPr>
+        <w:t>工作。</w:t>
       </w:r>
     </w:p>
     <w:p>
       <w:pPr>
         <w:pStyle w:val="2"/>
-        <w:spacing w:before="37" w:line="382" w:lineRule="auto"/>
-        <w:ind w:left="50" w:right="75" w:firstLine="830"/>
-      </w:pPr>
-      <w:r>
-        <w:rPr>
+        <w:keepNext w:val="0"/>
+        <w:keepLines w:val="0"/>
+        <w:pageBreakBefore w:val="0"/>
+        <w:widowControl/>
+        <w:kinsoku w:val="0"/>
+        <w:wordWrap/>
+        <w:overflowPunct/>
+        <w:topLinePunct w:val="0"/>
+        <w:autoSpaceDE w:val="0"/>
+        <w:autoSpaceDN w:val="0"/>
+        <w:bidi w:val="0"/>
+        <w:adjustRightInd w:val="0"/>
+        <w:snapToGrid w:val="0"/>
+        <w:spacing w:before="37" w:line="560" w:lineRule="exact"/>
+        <w:ind w:right="75" w:firstLine="720" w:firstLineChars="200"/>
+        <w:textAlignment w:val="baseline"/>
+        <w:rPr>
+          <w:rFonts w:hint="eastAsia" w:ascii="方正仿宋_GB2312" w:hAnsi="方正仿宋_GB2312" w:eastAsia="方正仿宋_GB2312" w:cs="方正仿宋_GB2312"/>
+          <w:sz w:val="32"/>
+          <w:szCs w:val="32"/>
+        </w:rPr>
+      </w:pPr>
+      <w:r>
+        <w:rPr>
+          <w:rFonts w:hint="eastAsia" w:ascii="方正仿宋_GB2312" w:hAnsi="方正仿宋_GB2312" w:eastAsia="方正仿宋_GB2312" w:cs="方正仿宋_GB2312"/>
           <w:spacing w:val="20"/>
+          <w:sz w:val="32"/>
+          <w:szCs w:val="32"/>
         </w:rPr>
         <w:t>本单位承诺：如提供不实信息或出具虚假证明，愿承担由此</w:t>
       </w:r>
       <w:r>
         <w:rPr>
-          <w:spacing w:val="18"/>
-        </w:rPr>
-        <w:t xml:space="preserve"> </w:t>
-      </w:r>
-      <w:r>
-        <w:rPr>
+          <w:rFonts w:hint="eastAsia" w:ascii="方正仿宋_GB2312" w:hAnsi="方正仿宋_GB2312" w:eastAsia="方正仿宋_GB2312" w:cs="方正仿宋_GB2312"/>
           <w:spacing w:val="12"/>
+          <w:sz w:val="32"/>
+          <w:szCs w:val="32"/>
         </w:rPr>
         <w:t>引发的一切责任。</w:t>
       </w:r>
@@ -402,78 +546,78 @@
         <w:ind w:firstLine="709"/>
         <w:jc w:val="both"/>
         <w:rPr>
-          <w:rFonts w:ascii="宋体" w:hAnsi="宋体" w:eastAsia="宋体" w:cs="宋体"/>
-          <w:sz w:val="27"/>
-          <w:szCs w:val="27"/>
-        </w:rPr>
-      </w:pPr>
-      <w:r>
-        <w:rPr>
-          <w:rFonts w:ascii="宋体" w:hAnsi="宋体" w:eastAsia="宋体" w:cs="宋体"/>
+          <w:rFonts w:hint="eastAsia" w:ascii="方正仿宋_GB2312" w:hAnsi="方正仿宋_GB2312" w:eastAsia="方正仿宋_GB2312" w:cs="方正仿宋_GB2312"/>
+          <w:sz w:val="28"/>
+          <w:szCs w:val="28"/>
+        </w:rPr>
+      </w:pPr>
+      <w:r>
+        <w:rPr>
+          <w:rFonts w:hint="eastAsia" w:ascii="方正仿宋_GB2312" w:hAnsi="方正仿宋_GB2312" w:eastAsia="方正仿宋_GB2312" w:cs="方正仿宋_GB2312"/>
           <w:spacing w:val="5"/>
-          <w:sz w:val="27"/>
-          <w:szCs w:val="27"/>
+          <w:sz w:val="28"/>
+          <w:szCs w:val="28"/>
         </w:rPr>
         <w:t>(备注：1.</w:t>
       </w:r>
       <w:r>
         <w:rPr>
-          <w:rFonts w:ascii="宋体" w:hAnsi="宋体" w:eastAsia="宋体" w:cs="宋体"/>
+          <w:rFonts w:hint="eastAsia" w:ascii="方正仿宋_GB2312" w:hAnsi="方正仿宋_GB2312" w:eastAsia="方正仿宋_GB2312" w:cs="方正仿宋_GB2312"/>
           <w:spacing w:val="-81"/>
-          <w:sz w:val="27"/>
-          <w:szCs w:val="27"/>
-        </w:rPr>
-        <w:t xml:space="preserve"> </w:t>
-      </w:r>
-      <w:r>
-        <w:rPr>
-          <w:rFonts w:ascii="宋体" w:hAnsi="宋体" w:eastAsia="宋体" w:cs="宋体"/>
+          <w:sz w:val="28"/>
+          <w:szCs w:val="28"/>
+        </w:rPr>
+        <w:t xml:space="preserve"> </w:t>
+      </w:r>
+      <w:r>
+        <w:rPr>
+          <w:rFonts w:hint="eastAsia" w:ascii="方正仿宋_GB2312" w:hAnsi="方正仿宋_GB2312" w:eastAsia="方正仿宋_GB2312" w:cs="方正仿宋_GB2312"/>
           <w:spacing w:val="5"/>
-          <w:sz w:val="27"/>
-          <w:szCs w:val="27"/>
+          <w:sz w:val="28"/>
+          <w:szCs w:val="28"/>
         </w:rPr>
         <w:t>申请人从事本职业或相关职业，以国家职业技</w:t>
       </w:r>
       <w:r>
         <w:rPr>
-          <w:rFonts w:ascii="宋体" w:hAnsi="宋体" w:eastAsia="宋体" w:cs="宋体"/>
+          <w:rFonts w:hint="eastAsia" w:ascii="方正仿宋_GB2312" w:hAnsi="方正仿宋_GB2312" w:eastAsia="方正仿宋_GB2312" w:cs="方正仿宋_GB2312"/>
           <w:spacing w:val="4"/>
-          <w:sz w:val="27"/>
-          <w:szCs w:val="27"/>
+          <w:sz w:val="28"/>
+          <w:szCs w:val="28"/>
         </w:rPr>
         <w:t>能标准本职业或相关职业描述为准，</w:t>
       </w:r>
       <w:r>
         <w:rPr>
-          <w:rFonts w:ascii="宋体" w:hAnsi="宋体" w:eastAsia="宋体" w:cs="宋体"/>
-          <w:sz w:val="27"/>
-          <w:szCs w:val="27"/>
-        </w:rPr>
-        <w:t xml:space="preserve"> </w:t>
-      </w:r>
-      <w:r>
-        <w:rPr>
-          <w:rFonts w:ascii="宋体" w:hAnsi="宋体" w:eastAsia="宋体" w:cs="宋体"/>
+          <w:rFonts w:hint="eastAsia" w:ascii="方正仿宋_GB2312" w:hAnsi="方正仿宋_GB2312" w:eastAsia="方正仿宋_GB2312" w:cs="方正仿宋_GB2312"/>
+          <w:sz w:val="28"/>
+          <w:szCs w:val="28"/>
+        </w:rPr>
+        <w:t xml:space="preserve"> </w:t>
+      </w:r>
+      <w:r>
+        <w:rPr>
+          <w:rFonts w:hint="eastAsia" w:ascii="方正仿宋_GB2312" w:hAnsi="方正仿宋_GB2312" w:eastAsia="方正仿宋_GB2312" w:cs="方正仿宋_GB2312"/>
           <w:spacing w:val="10"/>
-          <w:sz w:val="27"/>
-          <w:szCs w:val="27"/>
+          <w:sz w:val="28"/>
+          <w:szCs w:val="28"/>
         </w:rPr>
         <w:t>如提供的是工作岗位描述，该岗位也应属于本职业或相关职业所涉岗位。2.如单位对该同志人事</w:t>
       </w:r>
       <w:r>
         <w:rPr>
-          <w:rFonts w:ascii="宋体" w:hAnsi="宋体" w:eastAsia="宋体" w:cs="宋体"/>
-          <w:sz w:val="27"/>
-          <w:szCs w:val="27"/>
+          <w:rFonts w:hint="eastAsia" w:ascii="方正仿宋_GB2312" w:hAnsi="方正仿宋_GB2312" w:eastAsia="方正仿宋_GB2312" w:cs="方正仿宋_GB2312"/>
+          <w:sz w:val="28"/>
+          <w:szCs w:val="28"/>
         </w:rPr>
         <w:t xml:space="preserve">  </w:t>
       </w:r>
       <w:r>
         <w:rPr>
-          <w:rFonts w:ascii="宋体" w:hAnsi="宋体" w:eastAsia="宋体" w:cs="宋体"/>
+          <w:rFonts w:hint="eastAsia" w:ascii="方正仿宋_GB2312" w:hAnsi="方正仿宋_GB2312" w:eastAsia="方正仿宋_GB2312" w:cs="方正仿宋_GB2312"/>
           <w:spacing w:val="11"/>
-          <w:sz w:val="27"/>
-          <w:szCs w:val="27"/>
+          <w:sz w:val="28"/>
+          <w:szCs w:val="28"/>
         </w:rPr>
         <w:t>档案已全面复核掌握的，单位可自拟格式对该同志多段相关工作经历进行证明)</w:t>
       </w:r>
@@ -509,133 +653,132 @@
       <w:pPr>
         <w:pStyle w:val="2"/>
         <w:spacing w:before="107" w:line="221" w:lineRule="auto"/>
-        <w:ind w:left="4000" w:leftChars="0" w:firstLine="500" w:firstLineChars="0"/>
-        <w:rPr>
-          <w:rFonts w:hint="eastAsia" w:ascii="仿宋" w:hAnsi="仿宋" w:eastAsia="仿宋" w:cs="仿宋"/>
-          <w:sz w:val="40"/>
-          <w:szCs w:val="40"/>
-        </w:rPr>
-      </w:pPr>
+        <w:jc w:val="right"/>
+        <w:rPr>
+          <w:rFonts w:hint="eastAsia" w:ascii="方正仿宋_GB2312" w:hAnsi="方正仿宋_GB2312" w:eastAsia="方正仿宋_GB2312" w:cs="方正仿宋_GB2312"/>
+          <w:sz w:val="32"/>
+          <w:szCs w:val="32"/>
+        </w:rPr>
+      </w:pPr>
+      <w:r>
+        <w:rPr>
+          <w:rFonts w:hint="eastAsia" w:ascii="方正仿宋_GB2312" w:hAnsi="方正仿宋_GB2312" w:eastAsia="方正仿宋_GB2312" w:cs="方正仿宋_GB2312"/>
+          <w:spacing w:val="-18"/>
+          <w:sz w:val="32"/>
+          <w:szCs w:val="32"/>
+        </w:rPr>
+        <w:t>单</w:t>
+      </w:r>
+      <w:r>
+        <w:rPr>
+          <w:rFonts w:hint="eastAsia" w:ascii="方正仿宋_GB2312" w:hAnsi="方正仿宋_GB2312" w:eastAsia="方正仿宋_GB2312" w:cs="方正仿宋_GB2312"/>
+          <w:spacing w:val="-22"/>
+          <w:sz w:val="32"/>
+          <w:szCs w:val="32"/>
+        </w:rPr>
+        <w:t xml:space="preserve"> </w:t>
+      </w:r>
+      <w:r>
+        <w:rPr>
+          <w:rFonts w:hint="eastAsia" w:ascii="方正仿宋_GB2312" w:hAnsi="方正仿宋_GB2312" w:eastAsia="方正仿宋_GB2312" w:cs="方正仿宋_GB2312"/>
+          <w:spacing w:val="-18"/>
+          <w:sz w:val="32"/>
+          <w:szCs w:val="32"/>
+        </w:rPr>
+        <w:t>位</w:t>
+      </w:r>
+      <w:r>
+        <w:rPr>
+          <w:rFonts w:hint="eastAsia" w:ascii="方正仿宋_GB2312" w:hAnsi="方正仿宋_GB2312" w:eastAsia="方正仿宋_GB2312" w:cs="方正仿宋_GB2312"/>
+          <w:spacing w:val="-47"/>
+          <w:sz w:val="32"/>
+          <w:szCs w:val="32"/>
+        </w:rPr>
+        <w:t xml:space="preserve"> </w:t>
+      </w:r>
+      <w:r>
+        <w:rPr>
+          <w:rFonts w:hint="eastAsia" w:ascii="方正仿宋_GB2312" w:hAnsi="方正仿宋_GB2312" w:eastAsia="方正仿宋_GB2312" w:cs="方正仿宋_GB2312"/>
+          <w:spacing w:val="-18"/>
+          <w:sz w:val="32"/>
+          <w:szCs w:val="32"/>
+        </w:rPr>
+        <w:t>：</w:t>
+      </w:r>
+      <w:r>
+        <w:rPr>
+          <w:rFonts w:hint="eastAsia" w:ascii="方正仿宋_GB2312" w:hAnsi="方正仿宋_GB2312" w:eastAsia="方正仿宋_GB2312" w:cs="方正仿宋_GB2312"/>
+          <w:color w:val="auto"/>
+          <w:spacing w:val="6"/>
+          <w:sz w:val="32"/>
+          <w:szCs w:val="32"/>
+          <w:lang w:eastAsia="zh-CN"/>
+        </w:rPr>
+        <w:t>${com_name}</w:t>
+      </w:r>
+      <w:r>
+        <w:rPr>
+          <w:rFonts w:hint="eastAsia" w:ascii="方正仿宋_GB2312" w:hAnsi="方正仿宋_GB2312" w:eastAsia="方正仿宋_GB2312" w:cs="方正仿宋_GB2312"/>
+          <w:color w:val="auto"/>
+          <w:spacing w:val="6"/>
+          <w:sz w:val="32"/>
+          <w:szCs w:val="32"/>
+          <w:lang w:val="en-US" w:eastAsia="zh-CN"/>
+        </w:rPr>
+      </w:r>
+      <w:r>
+        <w:rPr>
+          <w:rFonts w:hint="eastAsia" w:ascii="方正仿宋_GB2312" w:hAnsi="方正仿宋_GB2312" w:eastAsia="方正仿宋_GB2312" w:cs="方正仿宋_GB2312"/>
+          <w:color w:val="auto"/>
+          <w:spacing w:val="6"/>
+          <w:sz w:val="32"/>
+          <w:szCs w:val="32"/>
+          <w:lang w:eastAsia="zh-CN"/>
+        </w:rPr>
+      </w:r>
+    </w:p>
+    <w:p>
+      <w:pPr>
+        <w:pStyle w:val="2"/>
+        <w:spacing w:before="101" w:line="246" w:lineRule="auto"/>
+        <w:ind w:right="1043"/>
+        <w:jc w:val="right"/>
+        <w:rPr>
+          <w:rFonts w:hint="eastAsia" w:ascii="方正仿宋_GB2312" w:hAnsi="方正仿宋_GB2312" w:eastAsia="方正仿宋_GB2312" w:cs="方正仿宋_GB2312"/>
+          <w:color w:val="auto"/>
+          <w:spacing w:val="-5"/>
+          <w:sz w:val="32"/>
+          <w:szCs w:val="32"/>
+          <w:lang w:eastAsia="zh-CN"/>
+        </w:rPr>
+      </w:pPr>
+      <w:r>
+        <w:rPr>
+          <w:rFonts w:hint="eastAsia" w:ascii="方正仿宋_GB2312" w:hAnsi="方正仿宋_GB2312" w:eastAsia="方正仿宋_GB2312" w:cs="方正仿宋_GB2312"/>
+          <w:color w:val="auto"/>
+          <w:spacing w:val="-5"/>
+          <w:sz w:val="32"/>
+          <w:szCs w:val="32"/>
+          <w:lang w:eastAsia="zh-CN"/>
+        </w:rPr>
+        <w:t>${create_time}</w:t>
+      </w:r>
       <w:bookmarkStart w:id="0" w:name="_GoBack"/>
       <w:bookmarkEnd w:id="0"/>
-      <w:r>
-        <w:rPr>
-          <w:rFonts w:hint="eastAsia" w:ascii="仿宋" w:hAnsi="仿宋" w:eastAsia="仿宋" w:cs="仿宋"/>
-          <w:spacing w:val="-18"/>
-          <w:sz w:val="40"/>
-          <w:szCs w:val="40"/>
-        </w:rPr>
-        <w:t>单</w:t>
-      </w:r>
-      <w:r>
-        <w:rPr>
-          <w:rFonts w:hint="eastAsia" w:ascii="仿宋" w:hAnsi="仿宋" w:eastAsia="仿宋" w:cs="仿宋"/>
-          <w:spacing w:val="-22"/>
-          <w:sz w:val="40"/>
-          <w:szCs w:val="40"/>
-        </w:rPr>
-        <w:t xml:space="preserve"> </w:t>
-      </w:r>
-      <w:r>
-        <w:rPr>
-          <w:rFonts w:hint="eastAsia" w:ascii="仿宋" w:hAnsi="仿宋" w:eastAsia="仿宋" w:cs="仿宋"/>
-          <w:spacing w:val="-18"/>
-          <w:sz w:val="40"/>
-          <w:szCs w:val="40"/>
-        </w:rPr>
-        <w:t>位</w:t>
-      </w:r>
-      <w:r>
-        <w:rPr>
-          <w:rFonts w:hint="eastAsia" w:ascii="仿宋" w:hAnsi="仿宋" w:eastAsia="仿宋" w:cs="仿宋"/>
-          <w:spacing w:val="-47"/>
-          <w:sz w:val="40"/>
-          <w:szCs w:val="40"/>
-        </w:rPr>
-        <w:t xml:space="preserve"> </w:t>
-      </w:r>
-      <w:r>
-        <w:rPr>
-          <w:rFonts w:hint="eastAsia" w:ascii="仿宋" w:hAnsi="仿宋" w:eastAsia="仿宋" w:cs="仿宋"/>
-          <w:spacing w:val="-18"/>
-          <w:sz w:val="40"/>
-          <w:szCs w:val="40"/>
-        </w:rPr>
-        <w:t>：</w:t>
-      </w:r>
-      <w:r>
-        <w:rPr>
-          <w:rFonts w:hint="eastAsia" w:ascii="仿宋" w:hAnsi="仿宋" w:eastAsia="仿宋" w:cs="仿宋"/>
-          <w:color w:val="auto"/>
-          <w:spacing w:val="6"/>
-          <w:sz w:val="40"/>
-          <w:szCs w:val="40"/>
-          <w:lang w:eastAsia="zh-CN"/>
-        </w:rPr>
-        <w:t>${com_name}</w:t>
-      </w:r>
-    </w:p>
-    <w:p>
-      <w:pPr>
-        <w:spacing w:line="319" w:lineRule="auto"/>
-        <w:rPr>
-          <w:rFonts w:hint="eastAsia" w:ascii="仿宋" w:hAnsi="仿宋" w:eastAsia="仿宋" w:cs="仿宋"/>
-          <w:sz w:val="40"/>
-          <w:szCs w:val="40"/>
-        </w:rPr>
-      </w:pPr>
     </w:p>
     <w:p>
       <w:pPr>
         <w:pStyle w:val="2"/>
         <w:spacing w:before="101" w:line="246" w:lineRule="auto"/>
-        <w:ind w:right="1043" w:firstLine="6715" w:firstLineChars="1722"/>
-        <w:rPr>
-          <w:rFonts w:hint="eastAsia" w:ascii="仿宋" w:hAnsi="仿宋" w:eastAsia="仿宋" w:cs="仿宋"/>
-          <w:sz w:val="40"/>
-          <w:szCs w:val="40"/>
-          <w:lang w:eastAsia="zh-CN"/>
-        </w:rPr>
-      </w:pPr>
-      <w:r>
-        <w:rPr>
-          <w:rFonts w:hint="eastAsia" w:ascii="仿宋" w:hAnsi="仿宋" w:eastAsia="仿宋" w:cs="仿宋"/>
+        <w:ind w:right="1043"/>
+        <w:jc w:val="right"/>
+        <w:rPr>
+          <w:rFonts w:hint="eastAsia" w:ascii="方正仿宋_GB2312" w:hAnsi="方正仿宋_GB2312" w:eastAsia="方正仿宋_GB2312" w:cs="方正仿宋_GB2312"/>
           <w:color w:val="auto"/>
           <w:spacing w:val="-5"/>
-          <w:sz w:val="40"/>
-          <w:szCs w:val="40"/>
+          <w:sz w:val="32"/>
+          <w:szCs w:val="32"/>
           <w:lang w:eastAsia="zh-CN"/>
-        </w:rPr>
-        <w:t>${create_time}</w:t>
-      </w:r>
-    </w:p>
-    <w:p>
-      <w:pPr>
-        <w:spacing w:line="277" w:lineRule="auto"/>
-        <w:rPr>
-          <w:rFonts w:hint="eastAsia" w:ascii="仿宋" w:hAnsi="仿宋" w:eastAsia="仿宋" w:cs="仿宋"/>
-          <w:sz w:val="40"/>
-          <w:szCs w:val="40"/>
-        </w:rPr>
-      </w:pPr>
-    </w:p>
-    <w:p>
-      <w:pPr>
-        <w:spacing w:line="277" w:lineRule="auto"/>
-        <w:rPr>
-          <w:rFonts w:hint="eastAsia" w:ascii="仿宋" w:hAnsi="仿宋" w:eastAsia="仿宋" w:cs="仿宋"/>
-          <w:sz w:val="40"/>
-          <w:szCs w:val="40"/>
-        </w:rPr>
-      </w:pPr>
-    </w:p>
-    <w:p>
-      <w:pPr>
-        <w:spacing w:line="277" w:lineRule="auto"/>
-        <w:rPr>
-          <w:rFonts w:hint="eastAsia" w:ascii="仿宋" w:hAnsi="仿宋" w:eastAsia="仿宋" w:cs="仿宋"/>
-          <w:sz w:val="40"/>
-          <w:szCs w:val="40"/>
         </w:rPr>
       </w:pPr>
     </w:p>
@@ -644,69 +787,71 @@
         <w:pStyle w:val="2"/>
         <w:spacing w:before="130" w:line="228" w:lineRule="auto"/>
         <w:ind w:left="880"/>
-        <w:rPr>
-          <w:rFonts w:hint="eastAsia" w:ascii="仿宋" w:hAnsi="仿宋" w:eastAsia="仿宋" w:cs="仿宋"/>
-          <w:sz w:val="40"/>
-          <w:szCs w:val="40"/>
-        </w:rPr>
-      </w:pPr>
-      <w:r>
-        <w:rPr>
-          <w:rFonts w:hint="eastAsia" w:ascii="仿宋" w:hAnsi="仿宋" w:eastAsia="仿宋" w:cs="仿宋"/>
+        <w:jc w:val="right"/>
+        <w:rPr>
+          <w:rFonts w:hint="eastAsia" w:ascii="方正仿宋_GB2312" w:hAnsi="方正仿宋_GB2312" w:eastAsia="方正仿宋_GB2312" w:cs="方正仿宋_GB2312"/>
+          <w:sz w:val="32"/>
+          <w:szCs w:val="32"/>
+          <w:lang w:val="en-US"/>
+        </w:rPr>
+      </w:pPr>
+      <w:r>
+        <w:rPr>
+          <w:rFonts w:hint="eastAsia" w:ascii="方正仿宋_GB2312" w:hAnsi="方正仿宋_GB2312" w:eastAsia="方正仿宋_GB2312" w:cs="方正仿宋_GB2312"/>
           <w:spacing w:val="2"/>
           <w:position w:val="-1"/>
-          <w:sz w:val="40"/>
-          <w:szCs w:val="40"/>
+          <w:sz w:val="32"/>
+          <w:szCs w:val="32"/>
         </w:rPr>
         <w:t>单位联系人：</w:t>
       </w:r>
       <w:r>
         <w:rPr>
-          <w:rFonts w:hint="eastAsia" w:ascii="仿宋" w:hAnsi="仿宋" w:eastAsia="仿宋" w:cs="仿宋"/>
+          <w:rFonts w:hint="eastAsia" w:ascii="方正仿宋_GB2312" w:hAnsi="方正仿宋_GB2312" w:eastAsia="方正仿宋_GB2312" w:cs="方正仿宋_GB2312"/>
           <w:color w:val="auto"/>
           <w:spacing w:val="5"/>
-          <w:sz w:val="40"/>
-          <w:szCs w:val="40"/>
-          <w:lang w:eastAsia="zh-CN"/>
+          <w:sz w:val="32"/>
+          <w:szCs w:val="32"/>
+          <w:lang w:val="en-US" w:eastAsia="zh-CN"/>
         </w:rPr>
         <w:t>${com_user}</w:t>
       </w:r>
       <w:r>
         <w:rPr>
-          <w:rFonts w:hint="eastAsia" w:ascii="仿宋" w:hAnsi="仿宋" w:eastAsia="仿宋" w:cs="仿宋"/>
+          <w:rFonts w:hint="eastAsia" w:ascii="方正仿宋_GB2312" w:hAnsi="方正仿宋_GB2312" w:eastAsia="方正仿宋_GB2312" w:cs="方正仿宋_GB2312"/>
           <w:spacing w:val="9"/>
           <w:position w:val="-1"/>
-          <w:sz w:val="40"/>
-          <w:szCs w:val="40"/>
+          <w:sz w:val="32"/>
+          <w:szCs w:val="32"/>
         </w:rPr>
         <w:t xml:space="preserve">  </w:t>
       </w:r>
       <w:r>
         <w:rPr>
-          <w:rFonts w:hint="eastAsia" w:ascii="仿宋" w:hAnsi="仿宋" w:eastAsia="仿宋" w:cs="仿宋"/>
+          <w:rFonts w:hint="eastAsia" w:ascii="方正仿宋_GB2312" w:hAnsi="方正仿宋_GB2312" w:eastAsia="方正仿宋_GB2312" w:cs="方正仿宋_GB2312"/>
           <w:spacing w:val="2"/>
           <w:position w:val="1"/>
-          <w:sz w:val="40"/>
-          <w:szCs w:val="40"/>
+          <w:sz w:val="32"/>
+          <w:szCs w:val="32"/>
         </w:rPr>
         <w:t>联系电话：</w:t>
       </w:r>
       <w:r>
         <w:rPr>
-          <w:rFonts w:hint="eastAsia" w:ascii="仿宋" w:hAnsi="仿宋" w:eastAsia="仿宋" w:cs="仿宋"/>
+          <w:rFonts w:hint="eastAsia" w:ascii="方正仿宋_GB2312" w:hAnsi="方正仿宋_GB2312" w:eastAsia="方正仿宋_GB2312" w:cs="方正仿宋_GB2312"/>
           <w:color w:val="auto"/>
           <w:spacing w:val="5"/>
-          <w:sz w:val="40"/>
-          <w:szCs w:val="40"/>
-          <w:lang w:eastAsia="zh-CN"/>
+          <w:sz w:val="32"/>
+          <w:szCs w:val="32"/>
+          <w:lang w:val="en-US" w:eastAsia="zh-CN"/>
         </w:rPr>
         <w:t>${com_phone}</w:t>
       </w:r>
     </w:p>
     <w:sectPr>
       <w:footerReference r:id="rId5" w:type="default"/>
-      <w:pgSz w:w="15880" w:h="22450"/>
-      <w:pgMar w:top="1908" w:right="1895" w:bottom="1607" w:left="2089" w:header="0" w:footer="1037" w:gutter="0"/>
+      <w:pgSz w:w="11906" w:h="16838"/>
+      <w:pgMar w:top="2098" w:right="1474" w:bottom="1984" w:left="1587" w:header="0" w:footer="1037" w:gutter="0"/>
       <w:cols w:space="720" w:num="1"/>
     </w:sectPr>
   </w:body>
